--- a/アンドロイド開発計画書.docx
+++ b/アンドロイド開発計画書.docx
@@ -7,13 +7,13 @@
         <w:jc w:val="center"/>
         <w:rPr>
           <w:rFonts w:ascii="BIZ UD明朝 Medium" w:eastAsia="BIZ UD明朝 Medium" w:hAnsi="BIZ UD明朝 Medium"/>
-          <w:sz w:val="48"/>
-        </w:rPr>
-      </w:pPr>
-      <w:r>
-        <w:rPr>
-          <w:rFonts w:ascii="BIZ UD明朝 Medium" w:eastAsia="BIZ UD明朝 Medium" w:hAnsi="BIZ UD明朝 Medium"/>
-          <w:sz w:val="48"/>
+          <w:sz w:val="44"/>
+        </w:rPr>
+      </w:pPr>
+      <w:r>
+        <w:rPr>
+          <w:rFonts w:ascii="BIZ UD明朝 Medium" w:eastAsia="BIZ UD明朝 Medium" w:hAnsi="BIZ UD明朝 Medium"/>
+          <w:sz w:val="44"/>
         </w:rPr>
         <w:t>オリジナルAndroidアプリ</w:t>
       </w:r>
@@ -23,34 +23,34 @@
         <w:jc w:val="center"/>
         <w:rPr>
           <w:rFonts w:ascii="BIZ UD明朝 Medium" w:eastAsia="BIZ UD明朝 Medium" w:hAnsi="BIZ UD明朝 Medium"/>
-          <w:sz w:val="44"/>
-        </w:rPr>
-      </w:pPr>
-      <w:r>
-        <w:rPr>
-          <w:rFonts w:ascii="BIZ UD明朝 Medium" w:eastAsia="BIZ UD明朝 Medium" w:hAnsi="BIZ UD明朝 Medium" w:hint="eastAsia"/>
-          <w:sz w:val="44"/>
+          <w:sz w:val="40"/>
+        </w:rPr>
+      </w:pPr>
+      <w:r>
+        <w:rPr>
+          <w:rFonts w:ascii="BIZ UD明朝 Medium" w:eastAsia="BIZ UD明朝 Medium" w:hAnsi="BIZ UD明朝 Medium" w:hint="eastAsia"/>
+          <w:sz w:val="40"/>
         </w:rPr>
         <w:t>～</w:t>
       </w:r>
       <w:r>
         <w:rPr>
           <w:rFonts w:ascii="BIZ UD明朝 Medium" w:eastAsia="BIZ UD明朝 Medium" w:hAnsi="BIZ UD明朝 Medium" w:hint="eastAsia"/>
-          <w:sz w:val="44"/>
+          <w:sz w:val="40"/>
         </w:rPr>
         <w:t>Word　Quiz　B</w:t>
       </w:r>
       <w:r>
         <w:rPr>
           <w:rFonts w:ascii="BIZ UD明朝 Medium" w:eastAsia="BIZ UD明朝 Medium" w:hAnsi="BIZ UD明朝 Medium"/>
-          <w:sz w:val="44"/>
+          <w:sz w:val="40"/>
         </w:rPr>
         <w:t>attle</w:t>
       </w:r>
       <w:r>
         <w:rPr>
           <w:rFonts w:ascii="BIZ UD明朝 Medium" w:eastAsia="BIZ UD明朝 Medium" w:hAnsi="BIZ UD明朝 Medium" w:hint="eastAsia"/>
-          <w:sz w:val="44"/>
+          <w:sz w:val="40"/>
         </w:rPr>
         <w:t>～</w:t>
       </w:r>
@@ -60,7 +60,7 @@
         <w:jc w:val="center"/>
         <w:rPr>
           <w:rFonts w:ascii="BIZ UD明朝 Medium" w:eastAsia="BIZ UD明朝 Medium" w:hAnsi="BIZ UD明朝 Medium"/>
-          <w:sz w:val="44"/>
+          <w:sz w:val="24"/>
         </w:rPr>
       </w:pPr>
     </w:p>
@@ -188,15 +188,20 @@
         </w:rPr>
         <w:t>管理</w:t>
       </w:r>
-    </w:p>
-    <w:p>
-      <w:pPr>
-        <w:jc w:val="left"/>
+      <w:r>
         <w:rPr>
           <w:rFonts w:ascii="HG明朝B" w:eastAsia="HG明朝B" w:hAnsi="ＭＳ Ｐゴシック"/>
           <w:sz w:val="24"/>
         </w:rPr>
-      </w:pPr>
+        <w:tab/>
+      </w:r>
+      <w:r>
+        <w:rPr>
+          <w:rFonts w:ascii="HG明朝B" w:eastAsia="HG明朝B" w:hAnsi="ＭＳ Ｐゴシック"/>
+          <w:sz w:val="24"/>
+        </w:rPr>
+        <w:tab/>
+      </w:r>
       <w:r>
         <w:rPr>
           <w:rFonts w:ascii="HG明朝B" w:eastAsia="HG明朝B" w:hAnsi="ＭＳ Ｐゴシック" w:hint="eastAsia"/>
@@ -220,15 +225,13 @@
         </w:rPr>
         <w:t>３．タイムアタック</w:t>
       </w:r>
-    </w:p>
-    <w:p>
-      <w:pPr>
-        <w:jc w:val="left"/>
+      <w:r>
         <w:rPr>
           <w:rFonts w:ascii="HG明朝B" w:eastAsia="HG明朝B" w:hAnsi="ＭＳ Ｐゴシック"/>
           <w:sz w:val="24"/>
         </w:rPr>
-      </w:pPr>
+        <w:tab/>
+      </w:r>
       <w:r>
         <w:rPr>
           <w:rFonts w:ascii="HG明朝B" w:eastAsia="HG明朝B" w:hAnsi="ＭＳ Ｐゴシック" w:hint="eastAsia"/>
@@ -252,15 +255,20 @@
         </w:rPr>
         <w:t>５．弱点分析</w:t>
       </w:r>
-    </w:p>
-    <w:p>
-      <w:pPr>
-        <w:jc w:val="left"/>
+      <w:r>
         <w:rPr>
           <w:rFonts w:ascii="HG明朝B" w:eastAsia="HG明朝B" w:hAnsi="ＭＳ Ｐゴシック"/>
           <w:sz w:val="24"/>
         </w:rPr>
-      </w:pPr>
+        <w:tab/>
+      </w:r>
+      <w:r>
+        <w:rPr>
+          <w:rFonts w:ascii="HG明朝B" w:eastAsia="HG明朝B" w:hAnsi="ＭＳ Ｐゴシック"/>
+          <w:sz w:val="24"/>
+        </w:rPr>
+        <w:tab/>
+      </w:r>
       <w:r>
         <w:rPr>
           <w:rFonts w:ascii="HG明朝B" w:eastAsia="HG明朝B" w:hAnsi="ＭＳ Ｐゴシック" w:hint="eastAsia"/>
@@ -335,15 +343,13 @@
         </w:rPr>
         <w:t>１．ホーム画面</w:t>
       </w:r>
-    </w:p>
-    <w:p>
-      <w:pPr>
-        <w:jc w:val="left"/>
-        <w:rPr>
-          <w:rFonts w:ascii="BIZ UD明朝 Medium" w:eastAsia="BIZ UD明朝 Medium" w:hAnsi="BIZ UD明朝 Medium"/>
-          <w:sz w:val="24"/>
-        </w:rPr>
-      </w:pPr>
+      <w:r>
+        <w:rPr>
+          <w:rFonts w:ascii="BIZ UD明朝 Medium" w:eastAsia="BIZ UD明朝 Medium" w:hAnsi="BIZ UD明朝 Medium"/>
+          <w:sz w:val="24"/>
+        </w:rPr>
+        <w:tab/>
+      </w:r>
       <w:r>
         <w:rPr>
           <w:rFonts w:ascii="BIZ UD明朝 Medium" w:eastAsia="BIZ UD明朝 Medium" w:hAnsi="BIZ UD明朝 Medium" w:hint="eastAsia"/>
@@ -367,15 +373,13 @@
         </w:rPr>
         <w:t>３．ランキング画面</w:t>
       </w:r>
-    </w:p>
-    <w:p>
-      <w:pPr>
-        <w:jc w:val="left"/>
-        <w:rPr>
-          <w:rFonts w:ascii="BIZ UD明朝 Medium" w:eastAsia="BIZ UD明朝 Medium" w:hAnsi="BIZ UD明朝 Medium"/>
-          <w:sz w:val="24"/>
-        </w:rPr>
-      </w:pPr>
+      <w:r>
+        <w:rPr>
+          <w:rFonts w:ascii="BIZ UD明朝 Medium" w:eastAsia="BIZ UD明朝 Medium" w:hAnsi="BIZ UD明朝 Medium"/>
+          <w:sz w:val="24"/>
+        </w:rPr>
+        <w:tab/>
+      </w:r>
       <w:r>
         <w:rPr>
           <w:rFonts w:ascii="BIZ UD明朝 Medium" w:eastAsia="BIZ UD明朝 Medium" w:hAnsi="BIZ UD明朝 Medium" w:hint="eastAsia"/>
@@ -413,15 +417,13 @@
         </w:rPr>
         <w:t>５．デッキ作成</w:t>
       </w:r>
-    </w:p>
-    <w:p>
-      <w:pPr>
-        <w:jc w:val="left"/>
-        <w:rPr>
-          <w:rFonts w:ascii="BIZ UD明朝 Medium" w:eastAsia="BIZ UD明朝 Medium" w:hAnsi="BIZ UD明朝 Medium"/>
-          <w:sz w:val="24"/>
-        </w:rPr>
-      </w:pPr>
+      <w:r>
+        <w:rPr>
+          <w:rFonts w:ascii="BIZ UD明朝 Medium" w:eastAsia="BIZ UD明朝 Medium" w:hAnsi="BIZ UD明朝 Medium"/>
+          <w:sz w:val="24"/>
+        </w:rPr>
+        <w:tab/>
+      </w:r>
       <w:r>
         <w:rPr>
           <w:rFonts w:ascii="BIZ UD明朝 Medium" w:eastAsia="BIZ UD明朝 Medium" w:hAnsi="BIZ UD明朝 Medium" w:hint="eastAsia"/>
@@ -445,15 +447,20 @@
         </w:rPr>
         <w:t>７．単語登録</w:t>
       </w:r>
-    </w:p>
-    <w:p>
-      <w:pPr>
-        <w:jc w:val="left"/>
-        <w:rPr>
-          <w:rFonts w:ascii="BIZ UD明朝 Medium" w:eastAsia="BIZ UD明朝 Medium" w:hAnsi="BIZ UD明朝 Medium"/>
-          <w:sz w:val="24"/>
-        </w:rPr>
-      </w:pPr>
+      <w:r>
+        <w:rPr>
+          <w:rFonts w:ascii="BIZ UD明朝 Medium" w:eastAsia="BIZ UD明朝 Medium" w:hAnsi="BIZ UD明朝 Medium"/>
+          <w:sz w:val="24"/>
+        </w:rPr>
+        <w:tab/>
+      </w:r>
+      <w:r>
+        <w:rPr>
+          <w:rFonts w:ascii="BIZ UD明朝 Medium" w:eastAsia="BIZ UD明朝 Medium" w:hAnsi="BIZ UD明朝 Medium"/>
+          <w:sz w:val="24"/>
+        </w:rPr>
+        <w:tab/>
+      </w:r>
       <w:r>
         <w:rPr>
           <w:rFonts w:ascii="BIZ UD明朝 Medium" w:eastAsia="BIZ UD明朝 Medium" w:hAnsi="BIZ UD明朝 Medium" w:hint="eastAsia"/>
@@ -491,15 +498,13 @@
         </w:rPr>
         <w:t xml:space="preserve"> クイズ画面</w:t>
       </w:r>
-    </w:p>
-    <w:p>
-      <w:pPr>
-        <w:jc w:val="left"/>
-        <w:rPr>
-          <w:rFonts w:ascii="BIZ UD明朝 Medium" w:eastAsia="BIZ UD明朝 Medium" w:hAnsi="BIZ UD明朝 Medium"/>
-          <w:sz w:val="24"/>
-        </w:rPr>
-      </w:pPr>
+      <w:r>
+        <w:rPr>
+          <w:rFonts w:ascii="BIZ UD明朝 Medium" w:eastAsia="BIZ UD明朝 Medium" w:hAnsi="BIZ UD明朝 Medium"/>
+          <w:sz w:val="24"/>
+        </w:rPr>
+        <w:tab/>
+      </w:r>
       <w:r>
         <w:rPr>
           <w:rFonts w:ascii="BIZ UD明朝 Medium" w:eastAsia="BIZ UD明朝 Medium" w:hAnsi="BIZ UD明朝 Medium" w:hint="eastAsia"/>
@@ -526,7 +531,7 @@
       <w:pPr>
         <w:jc w:val="left"/>
         <w:rPr>
-          <w:rFonts w:ascii="HG明朝B" w:eastAsia="HG明朝B" w:hAnsi="ＭＳ Ｐゴシック"/>
+          <w:rFonts w:ascii="BIZ UD明朝 Medium" w:eastAsia="BIZ UD明朝 Medium" w:hAnsi="BIZ UD明朝 Medium"/>
           <w:sz w:val="24"/>
         </w:rPr>
       </w:pPr>
@@ -537,6 +542,15 @@
         </w:rPr>
         <w:t>１１．結果・スコア表示画面</w:t>
       </w:r>
+    </w:p>
+    <w:p>
+      <w:pPr>
+        <w:jc w:val="left"/>
+        <w:rPr>
+          <w:rFonts w:ascii="HG明朝B" w:eastAsia="HG明朝B" w:hAnsi="ＭＳ Ｐゴシック" w:hint="eastAsia"/>
+          <w:sz w:val="24"/>
+        </w:rPr>
+      </w:pPr>
     </w:p>
     <w:p>
       <w:pPr>
@@ -553,7 +567,6 @@
           <w:sz w:val="32"/>
           <w:szCs w:val="32"/>
         </w:rPr>
-        <w:lastRenderedPageBreak/>
         <w:t>●</w:t>
       </w:r>
       <w:r>
@@ -856,7 +869,7 @@
       <w:pPr>
         <w:jc w:val="left"/>
         <w:rPr>
-          <w:rFonts w:ascii="BIZ UD明朝 Medium" w:eastAsia="BIZ UD明朝 Medium" w:hAnsi="BIZ UD明朝 Medium"/>
+          <w:rFonts w:ascii="BIZ UD明朝 Medium" w:eastAsia="BIZ UD明朝 Medium" w:hAnsi="BIZ UD明朝 Medium" w:hint="eastAsia"/>
         </w:rPr>
       </w:pPr>
       <w:r>
@@ -900,35 +913,18 @@
       <w:pPr>
         <w:jc w:val="left"/>
         <w:rPr>
-          <w:rFonts w:ascii="Century" w:eastAsia="HGP明朝E" w:hAnsi="Century"/>
-          <w:sz w:val="24"/>
-        </w:rPr>
-      </w:pPr>
-    </w:p>
-    <w:p>
-      <w:pPr>
-        <w:jc w:val="left"/>
-        <w:rPr>
-          <w:rFonts w:ascii="Century" w:eastAsia="HGP明朝E" w:hAnsi="Century"/>
-          <w:sz w:val="24"/>
-        </w:rPr>
-      </w:pPr>
-    </w:p>
-    <w:p>
-      <w:pPr>
-        <w:jc w:val="left"/>
-        <w:rPr>
-          <w:rFonts w:ascii="BIZ UD明朝 Medium" w:eastAsia="BIZ UD明朝 Medium" w:hAnsi="BIZ UD明朝 Medium"/>
-          <w:sz w:val="26"/>
-          <w:szCs w:val="26"/>
-        </w:rPr>
-      </w:pPr>
-      <w:r>
-        <w:rPr>
-          <w:rFonts w:ascii="Century" w:eastAsia="HGP明朝E" w:hAnsi="Century"/>
-          <w:sz w:val="26"/>
-          <w:szCs w:val="26"/>
-        </w:rPr>
+          <w:rFonts w:ascii="BIZ UD明朝 Medium" w:eastAsia="BIZ UD明朝 Medium" w:hAnsi="BIZ UD明朝 Medium"/>
+          <w:sz w:val="26"/>
+          <w:szCs w:val="26"/>
+        </w:rPr>
+      </w:pPr>
+      <w:r>
+        <w:rPr>
+          <w:rFonts w:ascii="Century" w:eastAsia="HGP明朝E" w:hAnsi="Century"/>
+          <w:sz w:val="26"/>
+          <w:szCs w:val="26"/>
+        </w:rPr>
+        <w:lastRenderedPageBreak/>
         <w:t>〇</w:t>
       </w:r>
       <w:proofErr w:type="spellStart"/>
@@ -1475,16 +1471,7 @@
       <w:pPr>
         <w:jc w:val="left"/>
         <w:rPr>
-          <w:rFonts w:ascii="Century" w:eastAsia="HGP明朝E" w:hAnsi="Century"/>
-          <w:sz w:val="24"/>
-        </w:rPr>
-      </w:pPr>
-    </w:p>
-    <w:p>
-      <w:pPr>
-        <w:jc w:val="left"/>
-        <w:rPr>
-          <w:rFonts w:ascii="Century" w:eastAsia="HGP明朝E" w:hAnsi="Century"/>
+          <w:rFonts w:ascii="Century" w:eastAsia="HGP明朝E" w:hAnsi="Century" w:hint="eastAsia"/>
           <w:sz w:val="24"/>
         </w:rPr>
       </w:pPr>
@@ -2103,16 +2090,7 @@
       <w:pPr>
         <w:jc w:val="left"/>
         <w:rPr>
-          <w:rFonts w:ascii="Century" w:eastAsia="HGP明朝E" w:hAnsi="Century"/>
-          <w:sz w:val="24"/>
-        </w:rPr>
-      </w:pPr>
-    </w:p>
-    <w:p>
-      <w:pPr>
-        <w:jc w:val="left"/>
-        <w:rPr>
-          <w:rFonts w:ascii="Century" w:eastAsia="HGP明朝E" w:hAnsi="Century"/>
+          <w:rFonts w:ascii="Century" w:eastAsia="HGP明朝E" w:hAnsi="Century" w:hint="eastAsia"/>
           <w:sz w:val="24"/>
         </w:rPr>
       </w:pPr>
@@ -2460,42 +2438,70 @@
       <w:pPr>
         <w:jc w:val="left"/>
         <w:rPr>
-          <w:rFonts w:ascii="ＭＳ Ｐゴシック" w:eastAsia="ＭＳ Ｐゴシック" w:hAnsi="ＭＳ Ｐゴシック"/>
-          <w:sz w:val="24"/>
-        </w:rPr>
-      </w:pPr>
-      <w:r>
-        <w:rPr>
-          <w:rFonts w:ascii="ＭＳ Ｐゴシック" w:eastAsia="ＭＳ Ｐゴシック" w:hAnsi="ＭＳ Ｐゴシック" w:hint="eastAsia"/>
-          <w:sz w:val="24"/>
-        </w:rPr>
+          <w:rFonts w:ascii="Century" w:eastAsia="HGP明朝E" w:hAnsi="Century"/>
+          <w:sz w:val="24"/>
+        </w:rPr>
+      </w:pPr>
+    </w:p>
+    <w:p>
+      <w:pPr>
+        <w:jc w:val="left"/>
+        <w:rPr>
+          <w:rFonts w:ascii="Century" w:eastAsia="HGP明朝E" w:hAnsi="Century"/>
+          <w:sz w:val="24"/>
+        </w:rPr>
+      </w:pPr>
+    </w:p>
+    <w:p>
+      <w:pPr>
+        <w:jc w:val="left"/>
+        <w:rPr>
+          <w:rFonts w:ascii="Century" w:eastAsia="HGP明朝E" w:hAnsi="Century" w:hint="eastAsia"/>
+          <w:sz w:val="24"/>
+        </w:rPr>
+      </w:pPr>
+    </w:p>
+    <w:p>
+      <w:pPr>
+        <w:jc w:val="left"/>
+        <w:rPr>
+          <w:rFonts w:ascii="BIZ UD明朝 Medium" w:eastAsia="BIZ UD明朝 Medium" w:hAnsi="BIZ UD明朝 Medium"/>
+          <w:sz w:val="28"/>
+        </w:rPr>
+      </w:pPr>
+      <w:r>
+        <w:rPr>
+          <w:rFonts w:ascii="BIZ UD明朝 Medium" w:eastAsia="BIZ UD明朝 Medium" w:hAnsi="BIZ UD明朝 Medium" w:hint="eastAsia"/>
+          <w:sz w:val="28"/>
+        </w:rPr>
+        <w:lastRenderedPageBreak/>
         <w:t>●</w:t>
       </w:r>
       <w:r>
         <w:rPr>
-          <w:rFonts w:ascii="ＭＳ Ｐゴシック" w:eastAsia="ＭＳ Ｐゴシック" w:hAnsi="ＭＳ Ｐゴシック"/>
-          <w:sz w:val="24"/>
+          <w:rFonts w:ascii="BIZ UD明朝 Medium" w:eastAsia="BIZ UD明朝 Medium" w:hAnsi="BIZ UD明朝 Medium"/>
+          <w:sz w:val="28"/>
         </w:rPr>
         <w:t xml:space="preserve"> </w:t>
       </w:r>
       <w:r>
         <w:rPr>
-          <w:rFonts w:ascii="ＭＳ Ｐゴシック" w:eastAsia="ＭＳ Ｐゴシック" w:hAnsi="ＭＳ Ｐゴシック" w:hint="eastAsia"/>
-          <w:sz w:val="24"/>
+          <w:rFonts w:ascii="BIZ UD明朝 Medium" w:eastAsia="BIZ UD明朝 Medium" w:hAnsi="BIZ UD明朝 Medium" w:hint="eastAsia"/>
+          <w:sz w:val="28"/>
         </w:rPr>
         <w:t>E</w:t>
       </w:r>
       <w:r>
         <w:rPr>
-          <w:rFonts w:ascii="ＭＳ Ｐゴシック" w:eastAsia="ＭＳ Ｐゴシック" w:hAnsi="ＭＳ Ｐゴシック"/>
-          <w:sz w:val="24"/>
+          <w:rFonts w:ascii="BIZ UD明朝 Medium" w:eastAsia="BIZ UD明朝 Medium" w:hAnsi="BIZ UD明朝 Medium"/>
+          <w:sz w:val="28"/>
         </w:rPr>
         <w:t>R</w:t>
       </w:r>
       <w:r>
         <w:rPr>
-          <w:rFonts w:ascii="ＭＳ Ｐゴシック" w:eastAsia="ＭＳ Ｐゴシック" w:hAnsi="ＭＳ Ｐゴシック" w:hint="eastAsia"/>
-          <w:sz w:val="24"/>
+          <w:rFonts w:ascii="BIZ UD明朝 Medium" w:eastAsia="BIZ UD明朝 Medium" w:hAnsi="BIZ UD明朝 Medium" w:hint="eastAsia"/>
+          <w:sz w:val="28"/>
         </w:rPr>
         <w:t>図</w:t>
       </w:r>
@@ -2515,10 +2521,10 @@
           <w:sz w:val="24"/>
         </w:rPr>
         <w:drawing>
-          <wp:inline distT="0" distB="0" distL="0" distR="0" wp14:anchorId="03D3B8E3" wp14:editId="27A7153A">
-            <wp:extent cx="5400040" cy="5424805"/>
-            <wp:effectExtent l="0" t="0" r="0" b="4445"/>
-            <wp:docPr id="1" name="図 1"/>
+          <wp:inline distT="0" distB="0" distL="0" distR="0" wp14:anchorId="011398BC" wp14:editId="3B5B2041">
+            <wp:extent cx="6027420" cy="3134911"/>
+            <wp:effectExtent l="0" t="0" r="0" b="8890"/>
+            <wp:docPr id="2" name="図 2"/>
             <wp:cNvGraphicFramePr>
               <a:graphicFrameLocks xmlns:a="http://schemas.openxmlformats.org/drawingml/2006/main" noChangeAspect="1"/>
             </wp:cNvGraphicFramePr>
@@ -2526,11 +2532,17 @@
               <a:graphicData uri="http://schemas.openxmlformats.org/drawingml/2006/picture">
                 <pic:pic xmlns:pic="http://schemas.openxmlformats.org/drawingml/2006/picture">
                   <pic:nvPicPr>
-                    <pic:cNvPr id="1" name=""/>
+                    <pic:cNvPr id="2" name="スクリーンショット 2026-06-10 134559.png"/>
                     <pic:cNvPicPr/>
                   </pic:nvPicPr>
                   <pic:blipFill>
-                    <a:blip r:embed="rId6"/>
+                    <a:blip r:embed="rId6">
+                      <a:extLst>
+                        <a:ext uri="{28A0092B-C50C-407E-A947-70E740481C1C}">
+                          <a14:useLocalDpi xmlns:a14="http://schemas.microsoft.com/office/drawing/2010/main" val="0"/>
+                        </a:ext>
+                      </a:extLst>
+                    </a:blip>
                     <a:stretch>
                       <a:fillRect/>
                     </a:stretch>
@@ -2538,7 +2550,7 @@
                   <pic:spPr>
                     <a:xfrm>
                       <a:off x="0" y="0"/>
-                      <a:ext cx="5400040" cy="5424805"/>
+                      <a:ext cx="6067105" cy="3155552"/>
                     </a:xfrm>
                     <a:prstGeom prst="rect">
                       <a:avLst/>
@@ -2555,17 +2567,8 @@
       <w:pPr>
         <w:jc w:val="left"/>
         <w:rPr>
-          <w:rFonts w:ascii="Century" w:eastAsia="HGP明朝E" w:hAnsi="Century"/>
-          <w:sz w:val="24"/>
-        </w:rPr>
-      </w:pPr>
-    </w:p>
-    <w:p>
-      <w:pPr>
-        <w:jc w:val="left"/>
-        <w:rPr>
-          <w:rFonts w:ascii="ＭＳ Ｐゴシック" w:eastAsia="ＭＳ Ｐゴシック" w:hAnsi="ＭＳ Ｐゴシック"/>
-          <w:sz w:val="32"/>
+          <w:rFonts w:ascii="Century" w:eastAsia="HGP明朝E" w:hAnsi="Century" w:hint="eastAsia"/>
+          <w:sz w:val="24"/>
         </w:rPr>
       </w:pPr>
     </w:p>
@@ -2634,15 +2637,13 @@
         </w:rPr>
         <w:t>１．ホーム画面</w:t>
       </w:r>
-    </w:p>
-    <w:p>
-      <w:pPr>
-        <w:jc w:val="left"/>
-        <w:rPr>
-          <w:rFonts w:ascii="BIZ UD明朝 Medium" w:eastAsia="BIZ UD明朝 Medium" w:hAnsi="BIZ UD明朝 Medium"/>
-          <w:sz w:val="24"/>
-        </w:rPr>
-      </w:pPr>
+      <w:r>
+        <w:rPr>
+          <w:rFonts w:ascii="BIZ UD明朝 Medium" w:eastAsia="BIZ UD明朝 Medium" w:hAnsi="BIZ UD明朝 Medium"/>
+          <w:sz w:val="24"/>
+        </w:rPr>
+        <w:tab/>
+      </w:r>
       <w:r>
         <w:rPr>
           <w:rFonts w:ascii="BIZ UD明朝 Medium" w:eastAsia="BIZ UD明朝 Medium" w:hAnsi="BIZ UD明朝 Medium" w:hint="eastAsia"/>
@@ -2673,15 +2674,13 @@
         </w:rPr>
         <w:t>ランキング画面</w:t>
       </w:r>
-    </w:p>
-    <w:p>
-      <w:pPr>
-        <w:jc w:val="left"/>
-        <w:rPr>
-          <w:rFonts w:ascii="BIZ UD明朝 Medium" w:eastAsia="BIZ UD明朝 Medium" w:hAnsi="BIZ UD明朝 Medium"/>
-          <w:sz w:val="24"/>
-        </w:rPr>
-      </w:pPr>
+      <w:r>
+        <w:rPr>
+          <w:rFonts w:ascii="BIZ UD明朝 Medium" w:eastAsia="BIZ UD明朝 Medium" w:hAnsi="BIZ UD明朝 Medium"/>
+          <w:sz w:val="24"/>
+        </w:rPr>
+        <w:tab/>
+      </w:r>
       <w:r>
         <w:rPr>
           <w:rFonts w:ascii="BIZ UD明朝 Medium" w:eastAsia="BIZ UD明朝 Medium" w:hAnsi="BIZ UD明朝 Medium" w:hint="eastAsia"/>
@@ -2726,15 +2725,13 @@
         </w:rPr>
         <w:t>デッキ作成</w:t>
       </w:r>
-    </w:p>
-    <w:p>
-      <w:pPr>
-        <w:jc w:val="left"/>
-        <w:rPr>
-          <w:rFonts w:ascii="BIZ UD明朝 Medium" w:eastAsia="BIZ UD明朝 Medium" w:hAnsi="BIZ UD明朝 Medium"/>
-          <w:sz w:val="24"/>
-        </w:rPr>
-      </w:pPr>
+      <w:r>
+        <w:rPr>
+          <w:rFonts w:ascii="BIZ UD明朝 Medium" w:eastAsia="BIZ UD明朝 Medium" w:hAnsi="BIZ UD明朝 Medium"/>
+          <w:sz w:val="24"/>
+        </w:rPr>
+        <w:tab/>
+      </w:r>
       <w:r>
         <w:rPr>
           <w:rFonts w:ascii="BIZ UD明朝 Medium" w:eastAsia="BIZ UD明朝 Medium" w:hAnsi="BIZ UD明朝 Medium" w:hint="eastAsia"/>
@@ -2765,15 +2762,20 @@
         </w:rPr>
         <w:t>単語登録</w:t>
       </w:r>
-    </w:p>
-    <w:p>
-      <w:pPr>
-        <w:jc w:val="left"/>
-        <w:rPr>
-          <w:rFonts w:ascii="BIZ UD明朝 Medium" w:eastAsia="BIZ UD明朝 Medium" w:hAnsi="BIZ UD明朝 Medium"/>
-          <w:sz w:val="24"/>
-        </w:rPr>
-      </w:pPr>
+      <w:r>
+        <w:rPr>
+          <w:rFonts w:ascii="BIZ UD明朝 Medium" w:eastAsia="BIZ UD明朝 Medium" w:hAnsi="BIZ UD明朝 Medium"/>
+          <w:sz w:val="24"/>
+        </w:rPr>
+        <w:tab/>
+      </w:r>
+      <w:r>
+        <w:rPr>
+          <w:rFonts w:ascii="BIZ UD明朝 Medium" w:eastAsia="BIZ UD明朝 Medium" w:hAnsi="BIZ UD明朝 Medium"/>
+          <w:sz w:val="24"/>
+        </w:rPr>
+        <w:tab/>
+      </w:r>
       <w:r>
         <w:rPr>
           <w:rFonts w:ascii="BIZ UD明朝 Medium" w:eastAsia="BIZ UD明朝 Medium" w:hAnsi="BIZ UD明朝 Medium" w:hint="eastAsia"/>
@@ -2818,15 +2820,13 @@
         </w:rPr>
         <w:t xml:space="preserve"> クイズ画面</w:t>
       </w:r>
-    </w:p>
-    <w:p>
-      <w:pPr>
-        <w:jc w:val="left"/>
-        <w:rPr>
-          <w:rFonts w:ascii="BIZ UD明朝 Medium" w:eastAsia="BIZ UD明朝 Medium" w:hAnsi="BIZ UD明朝 Medium"/>
-          <w:sz w:val="24"/>
-        </w:rPr>
-      </w:pPr>
+      <w:r>
+        <w:rPr>
+          <w:rFonts w:ascii="BIZ UD明朝 Medium" w:eastAsia="BIZ UD明朝 Medium" w:hAnsi="BIZ UD明朝 Medium"/>
+          <w:sz w:val="24"/>
+        </w:rPr>
+        <w:tab/>
+      </w:r>
       <w:r>
         <w:rPr>
           <w:rFonts w:ascii="BIZ UD明朝 Medium" w:eastAsia="BIZ UD明朝 Medium" w:hAnsi="BIZ UD明朝 Medium" w:hint="eastAsia"/>
@@ -2883,7 +2883,7 @@
       <w:pPr>
         <w:jc w:val="left"/>
         <w:rPr>
-          <w:rFonts w:ascii="HGP明朝E" w:eastAsia="HGP明朝E" w:hAnsi="HGP明朝E"/>
+          <w:rFonts w:ascii="HGP明朝E" w:eastAsia="HGP明朝E" w:hAnsi="HGP明朝E" w:hint="eastAsia"/>
           <w:sz w:val="24"/>
         </w:rPr>
       </w:pPr>
@@ -2935,162 +2935,79 @@
           <w:rFonts w:ascii="BIZ UD明朝 Medium" w:eastAsia="BIZ UD明朝 Medium" w:hAnsi="BIZ UD明朝 Medium" w:hint="eastAsia"/>
           <w:sz w:val="24"/>
         </w:rPr>
-        <w:t>２．新規登録画面</w:t>
-      </w:r>
-    </w:p>
-    <w:p>
-      <w:pPr>
-        <w:jc w:val="left"/>
-        <w:rPr>
-          <w:rFonts w:ascii="BIZ UD明朝 Medium" w:eastAsia="BIZ UD明朝 Medium" w:hAnsi="BIZ UD明朝 Medium"/>
-          <w:sz w:val="24"/>
-        </w:rPr>
-      </w:pPr>
-      <w:r>
-        <w:rPr>
-          <w:rFonts w:ascii="BIZ UD明朝 Medium" w:eastAsia="BIZ UD明朝 Medium" w:hAnsi="BIZ UD明朝 Medium" w:hint="eastAsia"/>
-          <w:sz w:val="24"/>
-        </w:rPr>
-        <w:t>３．コンボチャレンジ画面（ゲームモード）</w:t>
-      </w:r>
-    </w:p>
-    <w:p>
-      <w:pPr>
-        <w:jc w:val="left"/>
-        <w:rPr>
-          <w:rFonts w:ascii="BIZ UD明朝 Medium" w:eastAsia="BIZ UD明朝 Medium" w:hAnsi="BIZ UD明朝 Medium"/>
-          <w:sz w:val="24"/>
-        </w:rPr>
-      </w:pPr>
-      <w:r>
-        <w:rPr>
-          <w:rFonts w:ascii="BIZ UD明朝 Medium" w:eastAsia="BIZ UD明朝 Medium" w:hAnsi="BIZ UD明朝 Medium" w:hint="eastAsia"/>
-          <w:sz w:val="24"/>
-        </w:rPr>
-        <w:t>４．設定画面</w:t>
-      </w:r>
-    </w:p>
-    <w:p>
-      <w:pPr>
-        <w:jc w:val="left"/>
-        <w:rPr>
-          <w:rFonts w:ascii="BIZ UD明朝 Medium" w:eastAsia="BIZ UD明朝 Medium" w:hAnsi="BIZ UD明朝 Medium"/>
-          <w:sz w:val="24"/>
-        </w:rPr>
-      </w:pPr>
-    </w:p>
-    <w:p>
-      <w:pPr>
-        <w:jc w:val="left"/>
-        <w:rPr>
-          <w:rFonts w:ascii="BIZ UD明朝 Medium" w:eastAsia="BIZ UD明朝 Medium" w:hAnsi="BIZ UD明朝 Medium"/>
-          <w:sz w:val="24"/>
-        </w:rPr>
-      </w:pPr>
-    </w:p>
-    <w:p>
-      <w:pPr>
-        <w:jc w:val="left"/>
-        <w:rPr>
-          <w:rFonts w:ascii="BIZ UD明朝 Medium" w:eastAsia="BIZ UD明朝 Medium" w:hAnsi="BIZ UD明朝 Medium"/>
-          <w:sz w:val="24"/>
-        </w:rPr>
-      </w:pPr>
-    </w:p>
-    <w:p>
-      <w:pPr>
-        <w:jc w:val="left"/>
-        <w:rPr>
-          <w:rFonts w:ascii="BIZ UD明朝 Medium" w:eastAsia="BIZ UD明朝 Medium" w:hAnsi="BIZ UD明朝 Medium"/>
-          <w:sz w:val="24"/>
-        </w:rPr>
-      </w:pPr>
-    </w:p>
-    <w:p>
-      <w:pPr>
-        <w:jc w:val="left"/>
-        <w:rPr>
-          <w:rFonts w:ascii="BIZ UD明朝 Medium" w:eastAsia="BIZ UD明朝 Medium" w:hAnsi="BIZ UD明朝 Medium"/>
-          <w:sz w:val="24"/>
-        </w:rPr>
-      </w:pPr>
-    </w:p>
-    <w:p>
-      <w:pPr>
-        <w:jc w:val="left"/>
-        <w:rPr>
-          <w:rFonts w:ascii="BIZ UD明朝 Medium" w:eastAsia="BIZ UD明朝 Medium" w:hAnsi="BIZ UD明朝 Medium"/>
-          <w:sz w:val="24"/>
-        </w:rPr>
-      </w:pPr>
-    </w:p>
-    <w:p>
-      <w:pPr>
-        <w:jc w:val="left"/>
-        <w:rPr>
-          <w:rFonts w:ascii="BIZ UD明朝 Medium" w:eastAsia="BIZ UD明朝 Medium" w:hAnsi="BIZ UD明朝 Medium"/>
-          <w:sz w:val="24"/>
-        </w:rPr>
-      </w:pPr>
-    </w:p>
-    <w:p>
-      <w:pPr>
-        <w:jc w:val="left"/>
-        <w:rPr>
-          <w:rFonts w:ascii="BIZ UD明朝 Medium" w:eastAsia="BIZ UD明朝 Medium" w:hAnsi="BIZ UD明朝 Medium"/>
-          <w:sz w:val="24"/>
-        </w:rPr>
-      </w:pPr>
-    </w:p>
-    <w:p>
-      <w:pPr>
-        <w:jc w:val="left"/>
-        <w:rPr>
-          <w:rFonts w:ascii="ＭＳ Ｐゴシック" w:eastAsia="ＭＳ Ｐゴシック" w:hAnsi="ＭＳ Ｐゴシック"/>
-          <w:sz w:val="24"/>
-        </w:rPr>
-      </w:pPr>
-    </w:p>
-    <w:p>
-      <w:pPr>
-        <w:jc w:val="left"/>
-        <w:rPr>
-          <w:rFonts w:ascii="ＭＳ Ｐゴシック" w:eastAsia="ＭＳ Ｐゴシック" w:hAnsi="ＭＳ Ｐゴシック"/>
-          <w:sz w:val="24"/>
-        </w:rPr>
-      </w:pPr>
-    </w:p>
-    <w:p>
-      <w:pPr>
-        <w:jc w:val="left"/>
-        <w:rPr>
-          <w:rFonts w:ascii="ＭＳ Ｐゴシック" w:eastAsia="ＭＳ Ｐゴシック" w:hAnsi="ＭＳ Ｐゴシック"/>
-          <w:sz w:val="24"/>
-        </w:rPr>
-      </w:pPr>
-    </w:p>
-    <w:p>
-      <w:pPr>
-        <w:jc w:val="left"/>
-        <w:rPr>
-          <w:rFonts w:ascii="ＭＳ Ｐゴシック" w:eastAsia="ＭＳ Ｐゴシック" w:hAnsi="ＭＳ Ｐゴシック"/>
-          <w:sz w:val="24"/>
-        </w:rPr>
-      </w:pPr>
-    </w:p>
-    <w:p>
-      <w:pPr>
-        <w:jc w:val="left"/>
-        <w:rPr>
-          <w:rFonts w:ascii="ＭＳ Ｐゴシック" w:eastAsia="ＭＳ Ｐゴシック" w:hAnsi="ＭＳ Ｐゴシック"/>
-          <w:sz w:val="24"/>
-        </w:rPr>
-      </w:pPr>
+        <w:t>２．新規登録</w:t>
+      </w:r>
       <w:bookmarkStart w:id="0" w:name="_GoBack"/>
       <w:bookmarkEnd w:id="0"/>
       <w:r>
         <w:rPr>
+          <w:rFonts w:ascii="BIZ UD明朝 Medium" w:eastAsia="BIZ UD明朝 Medium" w:hAnsi="BIZ UD明朝 Medium" w:hint="eastAsia"/>
+          <w:sz w:val="24"/>
+        </w:rPr>
+        <w:t>画面</w:t>
+      </w:r>
+    </w:p>
+    <w:p>
+      <w:pPr>
+        <w:jc w:val="left"/>
+        <w:rPr>
+          <w:rFonts w:ascii="BIZ UD明朝 Medium" w:eastAsia="BIZ UD明朝 Medium" w:hAnsi="BIZ UD明朝 Medium"/>
+          <w:sz w:val="24"/>
+        </w:rPr>
+      </w:pPr>
+      <w:r>
+        <w:rPr>
+          <w:rFonts w:ascii="BIZ UD明朝 Medium" w:eastAsia="BIZ UD明朝 Medium" w:hAnsi="BIZ UD明朝 Medium" w:hint="eastAsia"/>
+          <w:sz w:val="24"/>
+        </w:rPr>
+        <w:t>３．コンボチャレンジ画面（ゲームモード）</w:t>
+      </w:r>
+    </w:p>
+    <w:p>
+      <w:pPr>
+        <w:jc w:val="left"/>
+        <w:rPr>
+          <w:rFonts w:ascii="BIZ UD明朝 Medium" w:eastAsia="BIZ UD明朝 Medium" w:hAnsi="BIZ UD明朝 Medium"/>
+          <w:sz w:val="24"/>
+        </w:rPr>
+      </w:pPr>
+      <w:r>
+        <w:rPr>
+          <w:rFonts w:ascii="BIZ UD明朝 Medium" w:eastAsia="BIZ UD明朝 Medium" w:hAnsi="BIZ UD明朝 Medium" w:hint="eastAsia"/>
+          <w:sz w:val="24"/>
+        </w:rPr>
+        <w:t>４．設定画面</w:t>
+      </w:r>
+    </w:p>
+    <w:p>
+      <w:pPr>
+        <w:jc w:val="left"/>
+        <w:rPr>
+          <w:rFonts w:ascii="ＭＳ Ｐゴシック" w:eastAsia="ＭＳ Ｐゴシック" w:hAnsi="ＭＳ Ｐゴシック"/>
+          <w:sz w:val="24"/>
+        </w:rPr>
+      </w:pPr>
+    </w:p>
+    <w:p>
+      <w:pPr>
+        <w:jc w:val="left"/>
+        <w:rPr>
           <w:rFonts w:ascii="ＭＳ Ｐゴシック" w:eastAsia="ＭＳ Ｐゴシック" w:hAnsi="ＭＳ Ｐゴシック" w:hint="eastAsia"/>
+          <w:sz w:val="24"/>
+        </w:rPr>
+      </w:pPr>
+    </w:p>
+    <w:p>
+      <w:pPr>
+        <w:jc w:val="left"/>
+        <w:rPr>
+          <w:rFonts w:ascii="BIZ UD明朝 Medium" w:eastAsia="BIZ UD明朝 Medium" w:hAnsi="BIZ UD明朝 Medium"/>
+          <w:sz w:val="24"/>
+        </w:rPr>
+      </w:pPr>
+      <w:r>
+        <w:rPr>
+          <w:rFonts w:ascii="BIZ UD明朝 Medium" w:eastAsia="BIZ UD明朝 Medium" w:hAnsi="BIZ UD明朝 Medium" w:hint="eastAsia"/>
           <w:sz w:val="24"/>
         </w:rPr>
         <w:lastRenderedPageBreak/>
@@ -3098,14 +3015,14 @@
       </w:r>
       <w:r>
         <w:rPr>
-          <w:rFonts w:ascii="ＭＳ Ｐゴシック" w:eastAsia="ＭＳ Ｐゴシック" w:hAnsi="ＭＳ Ｐゴシック"/>
+          <w:rFonts w:ascii="BIZ UD明朝 Medium" w:eastAsia="BIZ UD明朝 Medium" w:hAnsi="BIZ UD明朝 Medium"/>
           <w:sz w:val="24"/>
         </w:rPr>
         <w:t xml:space="preserve"> </w:t>
       </w:r>
       <w:r>
         <w:rPr>
-          <w:rFonts w:ascii="ＭＳ Ｐゴシック" w:eastAsia="ＭＳ Ｐゴシック" w:hAnsi="ＭＳ Ｐゴシック" w:hint="eastAsia"/>
+          <w:rFonts w:ascii="BIZ UD明朝 Medium" w:eastAsia="BIZ UD明朝 Medium" w:hAnsi="BIZ UD明朝 Medium" w:hint="eastAsia"/>
           <w:sz w:val="24"/>
         </w:rPr>
         <w:t>画面遷移</w:t>
